--- a/flow/20230927_hours/drafts/2024-05-g/10.05.docx
+++ b/flow/20230927_hours/drafts/2024-05-g/10.05.docx
@@ -2018,77 +2018,7 @@
           <w:rFonts w:ascii="Times New Roman" w:hAnsi="Times New Roman"/>
           <w:sz w:val="24"/>
         </w:rPr>
-        <w:t xml:space="preserve">У похвалі всі </w:t>
-      </w:r>
-      <w:r>
-        <w:rPr>
-          <w:rFonts w:ascii="Times New Roman" w:hAnsi="Times New Roman"/>
-          <w:sz w:val="24"/>
-        </w:rPr>
-        <w:t>ублажім</w:t>
-      </w:r>
-      <w:r>
-        <w:rPr>
-          <w:rFonts w:ascii="Times New Roman" w:hAnsi="Times New Roman"/>
-          <w:sz w:val="24"/>
-        </w:rPr>
-        <w:t xml:space="preserve"> Симона </w:t>
-      </w:r>
-      <w:r>
-        <w:rPr>
-          <w:rFonts w:ascii="Times New Roman" w:hAnsi="Times New Roman"/>
-          <w:sz w:val="24"/>
-        </w:rPr>
-        <w:t>богомовного</w:t>
-      </w:r>
-      <w:r>
-        <w:rPr>
-          <w:rFonts w:ascii="Times New Roman" w:hAnsi="Times New Roman"/>
-          <w:sz w:val="24"/>
-        </w:rPr>
-        <w:t xml:space="preserve">,* що ясно поклав </w:t>
-      </w:r>
-      <w:r>
-        <w:rPr>
-          <w:rFonts w:ascii="Times New Roman" w:hAnsi="Times New Roman"/>
-          <w:sz w:val="24"/>
-        </w:rPr>
-        <w:t>премудрости</w:t>
-      </w:r>
-      <w:r>
-        <w:rPr>
-          <w:rFonts w:ascii="Times New Roman" w:hAnsi="Times New Roman"/>
-          <w:sz w:val="24"/>
-        </w:rPr>
-        <w:t xml:space="preserve"> учення в душах благочестивих,* бо Престолові слави нині </w:t>
-      </w:r>
-      <w:r>
-        <w:rPr>
-          <w:rFonts w:ascii="Times New Roman" w:hAnsi="Times New Roman"/>
-          <w:sz w:val="24"/>
-        </w:rPr>
-        <w:t>предстоїть</w:t>
-      </w:r>
-      <w:r>
-        <w:rPr>
-          <w:rFonts w:ascii="Times New Roman" w:hAnsi="Times New Roman"/>
-          <w:sz w:val="24"/>
-        </w:rPr>
-        <w:t xml:space="preserve"> і з безплотними веселиться,* молячись </w:t>
-      </w:r>
-      <w:r>
-        <w:rPr>
-          <w:rFonts w:ascii="Times New Roman" w:hAnsi="Times New Roman"/>
-          <w:sz w:val="24"/>
-        </w:rPr>
-        <w:t>неперестанно</w:t>
-      </w:r>
-      <w:r>
-        <w:rPr>
-          <w:rFonts w:ascii="Times New Roman" w:hAnsi="Times New Roman"/>
-          <w:sz w:val="24"/>
-        </w:rPr>
-        <w:t xml:space="preserve"> за всіх нас.</w:t>
+        <w:t>У похвалі всі ублажім Симона богомовного,* що ясно поклав премудрости учення в душах благочестивих,* бо Престолові слави нині предстоїть і з безплотними веселиться,* молячись неперестанно за всіх нас.</w:t>
       </w:r>
     </w:p>
     <w:p>
@@ -7822,77 +7752,7 @@
           <w:rFonts w:ascii="Times New Roman" w:hAnsi="Times New Roman"/>
           <w:sz w:val="24"/>
         </w:rPr>
-        <w:t xml:space="preserve">У похвалі всі </w:t>
-      </w:r>
-      <w:r>
-        <w:rPr>
-          <w:rFonts w:ascii="Times New Roman" w:hAnsi="Times New Roman"/>
-          <w:sz w:val="24"/>
-        </w:rPr>
-        <w:t>ублажім</w:t>
-      </w:r>
-      <w:r>
-        <w:rPr>
-          <w:rFonts w:ascii="Times New Roman" w:hAnsi="Times New Roman"/>
-          <w:sz w:val="24"/>
-        </w:rPr>
-        <w:t xml:space="preserve"> Симона </w:t>
-      </w:r>
-      <w:r>
-        <w:rPr>
-          <w:rFonts w:ascii="Times New Roman" w:hAnsi="Times New Roman"/>
-          <w:sz w:val="24"/>
-        </w:rPr>
-        <w:t>богомовного</w:t>
-      </w:r>
-      <w:r>
-        <w:rPr>
-          <w:rFonts w:ascii="Times New Roman" w:hAnsi="Times New Roman"/>
-          <w:sz w:val="24"/>
-        </w:rPr>
-        <w:t xml:space="preserve">,* що ясно поклав </w:t>
-      </w:r>
-      <w:r>
-        <w:rPr>
-          <w:rFonts w:ascii="Times New Roman" w:hAnsi="Times New Roman"/>
-          <w:sz w:val="24"/>
-        </w:rPr>
-        <w:t>премудрости</w:t>
-      </w:r>
-      <w:r>
-        <w:rPr>
-          <w:rFonts w:ascii="Times New Roman" w:hAnsi="Times New Roman"/>
-          <w:sz w:val="24"/>
-        </w:rPr>
-        <w:t xml:space="preserve"> учення в душах благочестивих,* бо Престолові слави нині </w:t>
-      </w:r>
-      <w:r>
-        <w:rPr>
-          <w:rFonts w:ascii="Times New Roman" w:hAnsi="Times New Roman"/>
-          <w:sz w:val="24"/>
-        </w:rPr>
-        <w:t>предстоїть</w:t>
-      </w:r>
-      <w:r>
-        <w:rPr>
-          <w:rFonts w:ascii="Times New Roman" w:hAnsi="Times New Roman"/>
-          <w:sz w:val="24"/>
-        </w:rPr>
-        <w:t xml:space="preserve"> і з безплотними веселиться,* молячись </w:t>
-      </w:r>
-      <w:r>
-        <w:rPr>
-          <w:rFonts w:ascii="Times New Roman" w:hAnsi="Times New Roman"/>
-          <w:sz w:val="24"/>
-        </w:rPr>
-        <w:t>неперестанно</w:t>
-      </w:r>
-      <w:r>
-        <w:rPr>
-          <w:rFonts w:ascii="Times New Roman" w:hAnsi="Times New Roman"/>
-          <w:sz w:val="24"/>
-        </w:rPr>
-        <w:t xml:space="preserve"> за всіх нас.</w:t>
+        <w:t>У похвалі всі ублажім Симона богомовного,* що ясно поклав премудрости учення в душах благочестивих,* бо Престолові слави нині предстоїть і з безплотними веселиться,* молячись неперестанно за всіх нас.</w:t>
       </w:r>
     </w:p>
     <w:p>

--- a/flow/20230927_hours/drafts/2024-05-g/10.05.docx
+++ b/flow/20230927_hours/drafts/2024-05-g/10.05.docx
@@ -1492,6 +1492,73 @@
         <w:rPr>
           <w:rFonts w:ascii="Times New Roman" w:hAnsi="Times New Roman"/>
           <w:i/>
+          <w:color w:val="FF4400"/>
+          <w:sz w:val="24"/>
+        </w:rPr>
+        <w:t>Тропар (г. 4):</w:t>
+      </w:r>
+      <w:r>
+        <w:rPr>
+          <w:rFonts w:ascii="Times New Roman" w:hAnsi="Times New Roman"/>
+          <w:color w:val="333333"/>
+          <w:sz w:val="24"/>
+        </w:rPr>
+        <w:t xml:space="preserve"> Вознісся Ти у славі, Христе Боже наш,* радість сотворивши ученикам </w:t>
+      </w:r>
+      <w:r>
+        <w:rPr>
+          <w:rFonts w:ascii="Times New Roman" w:hAnsi="Times New Roman"/>
+          <w:color w:val="333333"/>
+          <w:sz w:val="24"/>
+        </w:rPr>
+        <w:t>обітуванням</w:t>
+      </w:r>
+      <w:r>
+        <w:rPr>
+          <w:rFonts w:ascii="Times New Roman" w:hAnsi="Times New Roman"/>
+          <w:color w:val="333333"/>
+          <w:sz w:val="24"/>
+        </w:rPr>
+        <w:t xml:space="preserve"> Святого Духа,* утвердивши їх благословенням,* бо Ти єси Син Божий, </w:t>
+      </w:r>
+      <w:r>
+        <w:rPr>
+          <w:rFonts w:ascii="Times New Roman" w:hAnsi="Times New Roman"/>
+          <w:color w:val="333333"/>
+          <w:sz w:val="24"/>
+        </w:rPr>
+        <w:t>ізбавитель</w:t>
+      </w:r>
+      <w:r>
+        <w:rPr>
+          <w:rFonts w:ascii="Times New Roman" w:hAnsi="Times New Roman"/>
+          <w:color w:val="333333"/>
+          <w:sz w:val="24"/>
+        </w:rPr>
+        <w:t xml:space="preserve"> світу.</w:t>
+      </w:r>
+    </w:p>
+    <w:p>
+      <w:pPr>
+        <w:spacing w:line="240" w:lineRule="auto"/>
+        <w:rPr>
+          <w:rFonts w:ascii="Times New Roman" w:hAnsi="Times New Roman"/>
+          <w:sz w:val="24"/>
+        </w:rPr>
+      </w:pPr>
+      <w:r>
+        <w:rPr>
+          <w:rFonts w:ascii="Times New Roman" w:hAnsi="Times New Roman"/>
+          <w:sz w:val="24"/>
+        </w:rPr>
+        <w:t>Слава Отцю, і Сину, і Святому Духові.</w:t>
+      </w:r>
+    </w:p>
+    <w:p>
+      <w:r>
+        <w:rPr>
+          <w:rFonts w:ascii="Times New Roman" w:hAnsi="Times New Roman"/>
+          <w:i/>
           <w:color w:val="FF0000"/>
           <w:sz w:val="24"/>
         </w:rPr>
@@ -1526,48 +1593,6 @@
           <w:rFonts w:ascii="Times New Roman" w:hAnsi="Times New Roman"/>
           <w:sz w:val="24"/>
         </w:rPr>
-        <w:t>Слава Отцю, і Сину, і Святому Духові.</w:t>
-      </w:r>
-    </w:p>
-    <w:p>
-      <w:r>
-        <w:rPr>
-          <w:rFonts w:ascii="Times New Roman" w:hAnsi="Times New Roman"/>
-          <w:i/>
-          <w:color w:val="FF0000"/>
-          <w:sz w:val="24"/>
-        </w:rPr>
-        <w:t>Тропар (г. 3):</w:t>
-      </w:r>
-      <w:r>
-        <w:rPr>
-          <w:rFonts w:ascii="Times New Roman" w:hAnsi="Times New Roman"/>
-          <w:color w:val="FF0000"/>
-          <w:sz w:val="24"/>
-        </w:rPr>
-        <w:t xml:space="preserve"> </w:t>
-      </w:r>
-      <w:r>
-        <w:rPr>
-          <w:rFonts w:ascii="Times New Roman" w:hAnsi="Times New Roman"/>
-          <w:sz w:val="24"/>
-        </w:rPr>
-        <w:t>Апостоле святий Симоне,* моли милостивого Бога,* щоб відпущення прогрішень подав душам нашим.</w:t>
-      </w:r>
-    </w:p>
-    <w:p>
-      <w:pPr>
-        <w:spacing w:line="240" w:lineRule="auto"/>
-        <w:rPr>
-          <w:rFonts w:ascii="Times New Roman" w:hAnsi="Times New Roman"/>
-          <w:sz w:val="24"/>
-        </w:rPr>
-      </w:pPr>
-      <w:r>
-        <w:rPr>
-          <w:rFonts w:ascii="Times New Roman" w:hAnsi="Times New Roman"/>
-          <w:sz w:val="24"/>
-        </w:rPr>
         <w:t xml:space="preserve">І нині, і повсякчас, і на віки </w:t>
       </w:r>
       <w:r>
@@ -2000,25 +2025,18 @@
         <w:rPr>
           <w:rFonts w:ascii="Times New Roman" w:hAnsi="Times New Roman"/>
           <w:i/>
-          <w:color w:val="FF0000"/>
-          <w:sz w:val="24"/>
-        </w:rPr>
-        <w:t>Кондак (г. 2):</w:t>
-      </w:r>
-      <w:r>
-        <w:rPr>
-          <w:rFonts w:ascii="Times New Roman" w:hAnsi="Times New Roman"/>
-          <w:color w:val="FF0000"/>
-          <w:sz w:val="24"/>
-        </w:rPr>
-        <w:t xml:space="preserve"> </w:t>
-      </w:r>
-      <w:r>
-        <w:rPr>
-          <w:rFonts w:ascii="Times New Roman" w:hAnsi="Times New Roman"/>
-          <w:sz w:val="24"/>
-        </w:rPr>
-        <w:t>У похвалі всі ублажім Симона богомовного,* що ясно поклав премудрости учення в душах благочестивих,* бо Престолові слави нині предстоїть і з безплотними веселиться,* молячись неперестанно за всіх нас.</w:t>
+          <w:color w:val="FF4400"/>
+          <w:sz w:val="24"/>
+        </w:rPr>
+        <w:t>Кондак (г. 6):</w:t>
+      </w:r>
+      <w:r>
+        <w:rPr>
+          <w:rFonts w:ascii="Times New Roman" w:hAnsi="Times New Roman"/>
+          <w:color w:val="333333"/>
+          <w:sz w:val="24"/>
+        </w:rPr>
+        <w:t xml:space="preserve"> Сповнивши промисел щодо нас* і те, що на землі, з’єднавши з небесним,* вознісся Ти у славі, Христе Боже наш,* ніяк не відлучаючись, але невідступно перебуваючи,* Ти кличеш до тих, що люблять Тебе:* Я з вами і ніхто проти вас.</w:t>
       </w:r>
     </w:p>
     <w:p>
@@ -7182,6 +7200,73 @@
         <w:rPr>
           <w:rFonts w:ascii="Times New Roman" w:hAnsi="Times New Roman"/>
           <w:i/>
+          <w:color w:val="FF4400"/>
+          <w:sz w:val="24"/>
+        </w:rPr>
+        <w:t>Тропар (г. 4):</w:t>
+      </w:r>
+      <w:r>
+        <w:rPr>
+          <w:rFonts w:ascii="Times New Roman" w:hAnsi="Times New Roman"/>
+          <w:color w:val="333333"/>
+          <w:sz w:val="24"/>
+        </w:rPr>
+        <w:t xml:space="preserve"> Вознісся Ти у славі, Христе Боже наш,* радість сотворивши ученикам </w:t>
+      </w:r>
+      <w:r>
+        <w:rPr>
+          <w:rFonts w:ascii="Times New Roman" w:hAnsi="Times New Roman"/>
+          <w:color w:val="333333"/>
+          <w:sz w:val="24"/>
+        </w:rPr>
+        <w:t>обітуванням</w:t>
+      </w:r>
+      <w:r>
+        <w:rPr>
+          <w:rFonts w:ascii="Times New Roman" w:hAnsi="Times New Roman"/>
+          <w:color w:val="333333"/>
+          <w:sz w:val="24"/>
+        </w:rPr>
+        <w:t xml:space="preserve"> Святого Духа,* утвердивши їх благословенням,* бо Ти єси Син Божий, </w:t>
+      </w:r>
+      <w:r>
+        <w:rPr>
+          <w:rFonts w:ascii="Times New Roman" w:hAnsi="Times New Roman"/>
+          <w:color w:val="333333"/>
+          <w:sz w:val="24"/>
+        </w:rPr>
+        <w:t>ізбавитель</w:t>
+      </w:r>
+      <w:r>
+        <w:rPr>
+          <w:rFonts w:ascii="Times New Roman" w:hAnsi="Times New Roman"/>
+          <w:color w:val="333333"/>
+          <w:sz w:val="24"/>
+        </w:rPr>
+        <w:t xml:space="preserve"> світу.</w:t>
+      </w:r>
+    </w:p>
+    <w:p>
+      <w:pPr>
+        <w:spacing w:line="240" w:lineRule="auto"/>
+        <w:rPr>
+          <w:rFonts w:ascii="Times New Roman" w:hAnsi="Times New Roman"/>
+          <w:sz w:val="24"/>
+        </w:rPr>
+      </w:pPr>
+      <w:r>
+        <w:rPr>
+          <w:rFonts w:ascii="Times New Roman" w:hAnsi="Times New Roman"/>
+          <w:sz w:val="24"/>
+        </w:rPr>
+        <w:t>Слава Отцю, і Сину, і Святому Духові.</w:t>
+      </w:r>
+    </w:p>
+    <w:p>
+      <w:r>
+        <w:rPr>
+          <w:rFonts w:ascii="Times New Roman" w:hAnsi="Times New Roman"/>
+          <w:i/>
           <w:color w:val="FF0000"/>
           <w:sz w:val="24"/>
         </w:rPr>
@@ -7216,48 +7301,6 @@
           <w:rFonts w:ascii="Times New Roman" w:hAnsi="Times New Roman"/>
           <w:sz w:val="24"/>
         </w:rPr>
-        <w:t>Слава Отцю, і Сину, і Святому Духові.</w:t>
-      </w:r>
-    </w:p>
-    <w:p>
-      <w:r>
-        <w:rPr>
-          <w:rFonts w:ascii="Times New Roman" w:hAnsi="Times New Roman"/>
-          <w:i/>
-          <w:color w:val="FF0000"/>
-          <w:sz w:val="24"/>
-        </w:rPr>
-        <w:t>Тропар (г. 3):</w:t>
-      </w:r>
-      <w:r>
-        <w:rPr>
-          <w:rFonts w:ascii="Times New Roman" w:hAnsi="Times New Roman"/>
-          <w:color w:val="FF0000"/>
-          <w:sz w:val="24"/>
-        </w:rPr>
-        <w:t xml:space="preserve"> </w:t>
-      </w:r>
-      <w:r>
-        <w:rPr>
-          <w:rFonts w:ascii="Times New Roman" w:hAnsi="Times New Roman"/>
-          <w:sz w:val="24"/>
-        </w:rPr>
-        <w:t>Апостоле святий Симоне,* моли милостивого Бога,* щоб відпущення прогрішень подав душам нашим.</w:t>
-      </w:r>
-    </w:p>
-    <w:p>
-      <w:pPr>
-        <w:spacing w:line="240" w:lineRule="auto"/>
-        <w:rPr>
-          <w:rFonts w:ascii="Times New Roman" w:hAnsi="Times New Roman"/>
-          <w:sz w:val="24"/>
-        </w:rPr>
-      </w:pPr>
-      <w:r>
-        <w:rPr>
-          <w:rFonts w:ascii="Times New Roman" w:hAnsi="Times New Roman"/>
-          <w:sz w:val="24"/>
-        </w:rPr>
         <w:t xml:space="preserve">І нині, і повсякчас, і на віки </w:t>
       </w:r>
       <w:r>
@@ -7734,25 +7777,18 @@
         <w:rPr>
           <w:rFonts w:ascii="Times New Roman" w:hAnsi="Times New Roman"/>
           <w:i/>
-          <w:color w:val="FF0000"/>
-          <w:sz w:val="24"/>
-        </w:rPr>
-        <w:t>Кондак (г. 2):</w:t>
-      </w:r>
-      <w:r>
-        <w:rPr>
-          <w:rFonts w:ascii="Times New Roman" w:hAnsi="Times New Roman"/>
-          <w:color w:val="FF0000"/>
-          <w:sz w:val="24"/>
-        </w:rPr>
-        <w:t xml:space="preserve"> </w:t>
-      </w:r>
-      <w:r>
-        <w:rPr>
-          <w:rFonts w:ascii="Times New Roman" w:hAnsi="Times New Roman"/>
-          <w:sz w:val="24"/>
-        </w:rPr>
-        <w:t>У похвалі всі ублажім Симона богомовного,* що ясно поклав премудрости учення в душах благочестивих,* бо Престолові слави нині предстоїть і з безплотними веселиться,* молячись неперестанно за всіх нас.</w:t>
+          <w:color w:val="FF4400"/>
+          <w:sz w:val="24"/>
+        </w:rPr>
+        <w:t>Кондак (г. 6):</w:t>
+      </w:r>
+      <w:r>
+        <w:rPr>
+          <w:rFonts w:ascii="Times New Roman" w:hAnsi="Times New Roman"/>
+          <w:color w:val="333333"/>
+          <w:sz w:val="24"/>
+        </w:rPr>
+        <w:t xml:space="preserve"> Сповнивши промисел щодо нас* і те, що на землі, з’єднавши з небесним,* вознісся Ти у славі, Христе Боже наш,* ніяк не відлучаючись, але невідступно перебуваючи,* Ти кличеш до тих, що люблять Тебе:* Я з вами і ніхто проти вас.</w:t>
       </w:r>
     </w:p>
     <w:p>
@@ -9706,25 +9742,50 @@
         <w:rPr>
           <w:rFonts w:ascii="Times New Roman" w:hAnsi="Times New Roman"/>
           <w:i/>
-          <w:color w:val="FF0000"/>
-          <w:sz w:val="24"/>
-        </w:rPr>
-        <w:t>Тропар (г. 3):</w:t>
-      </w:r>
-      <w:r>
-        <w:rPr>
-          <w:rFonts w:ascii="Times New Roman" w:hAnsi="Times New Roman"/>
-          <w:color w:val="FF0000"/>
-          <w:sz w:val="24"/>
-        </w:rPr>
-        <w:t xml:space="preserve"> </w:t>
-      </w:r>
-      <w:r>
-        <w:rPr>
-          <w:rFonts w:ascii="Times New Roman" w:hAnsi="Times New Roman"/>
-          <w:sz w:val="24"/>
-        </w:rPr>
-        <w:t>Апостоле святий Симоне,* моли милостивого Бога,* щоб відпущення прогрішень подав душам нашим.</w:t>
+          <w:color w:val="FF4400"/>
+          <w:sz w:val="24"/>
+        </w:rPr>
+        <w:t>Тропар (г. 4):</w:t>
+      </w:r>
+      <w:r>
+        <w:rPr>
+          <w:rFonts w:ascii="Times New Roman" w:hAnsi="Times New Roman"/>
+          <w:color w:val="333333"/>
+          <w:sz w:val="24"/>
+        </w:rPr>
+        <w:t xml:space="preserve"> Вознісся Ти у славі, Христе Боже наш,* радість сотворивши ученикам </w:t>
+      </w:r>
+      <w:r>
+        <w:rPr>
+          <w:rFonts w:ascii="Times New Roman" w:hAnsi="Times New Roman"/>
+          <w:color w:val="333333"/>
+          <w:sz w:val="24"/>
+        </w:rPr>
+        <w:t>обітуванням</w:t>
+      </w:r>
+      <w:r>
+        <w:rPr>
+          <w:rFonts w:ascii="Times New Roman" w:hAnsi="Times New Roman"/>
+          <w:color w:val="333333"/>
+          <w:sz w:val="24"/>
+        </w:rPr>
+        <w:t xml:space="preserve"> Святого Духа,* утвердивши їх благословенням,* бо Ти єси Син Божий, </w:t>
+      </w:r>
+      <w:r>
+        <w:rPr>
+          <w:rFonts w:ascii="Times New Roman" w:hAnsi="Times New Roman"/>
+          <w:color w:val="333333"/>
+          <w:sz w:val="24"/>
+        </w:rPr>
+        <w:t>ізбавитель</w:t>
+      </w:r>
+      <w:r>
+        <w:rPr>
+          <w:rFonts w:ascii="Times New Roman" w:hAnsi="Times New Roman"/>
+          <w:color w:val="333333"/>
+          <w:sz w:val="24"/>
+        </w:rPr>
+        <w:t xml:space="preserve"> світу.</w:t>
       </w:r>
     </w:p>
     <w:p>
